--- a/reports/Final_project_report_draft.docx
+++ b/reports/Final_project_report_draft.docx
@@ -76,7 +76,7 @@
           <w:b/>
           <w:bCs/>
         </w:rPr>
-        <w:t>Team Members: Nikita Jain, Charlie Peng, Yanchen Zou</w:t>
+        <w:t>Team Members: Charlie Peng, Yanchen Zou</w:t>
       </w:r>
     </w:p>
     <w:p>
@@ -103,6 +103,7 @@
           <w:rFonts w:ascii="Times New Roman" w:hAnsi="Times New Roman" w:cs="Times New Roman"/>
           <w:b/>
           <w:bCs/>
+          <w:color w:val="000000" w:themeColor="text1"/>
           <w:sz w:val="24"/>
           <w:szCs w:val="24"/>
         </w:rPr>
@@ -112,6 +113,7 @@
           <w:rFonts w:ascii="Times New Roman" w:hAnsi="Times New Roman" w:cs="Times New Roman"/>
           <w:b/>
           <w:bCs/>
+          <w:color w:val="000000" w:themeColor="text1"/>
           <w:sz w:val="24"/>
           <w:szCs w:val="24"/>
         </w:rPr>
@@ -237,6 +239,7 @@
           <w:rFonts w:ascii="Times New Roman" w:hAnsi="Times New Roman" w:cs="Times New Roman"/>
           <w:b/>
           <w:bCs/>
+          <w:color w:val="000000" w:themeColor="text1"/>
           <w:sz w:val="24"/>
           <w:szCs w:val="24"/>
         </w:rPr>
@@ -246,6 +249,7 @@
           <w:rFonts w:ascii="Times New Roman" w:hAnsi="Times New Roman" w:cs="Times New Roman"/>
           <w:b/>
           <w:bCs/>
+          <w:color w:val="000000" w:themeColor="text1"/>
           <w:sz w:val="24"/>
           <w:szCs w:val="24"/>
         </w:rPr>
@@ -642,6 +646,7 @@
           <w:rFonts w:ascii="Times New Roman" w:hAnsi="Times New Roman" w:cs="Times New Roman"/>
           <w:b/>
           <w:bCs/>
+          <w:color w:val="000000" w:themeColor="text1"/>
           <w:sz w:val="24"/>
           <w:szCs w:val="24"/>
         </w:rPr>
@@ -651,6 +656,7 @@
           <w:rFonts w:ascii="Times New Roman" w:hAnsi="Times New Roman" w:cs="Times New Roman"/>
           <w:b/>
           <w:bCs/>
+          <w:color w:val="000000" w:themeColor="text1"/>
           <w:sz w:val="24"/>
           <w:szCs w:val="24"/>
         </w:rPr>
@@ -686,6 +692,7 @@
         <w:jc w:val="both"/>
         <w:rPr>
           <w:rFonts w:ascii="Times New Roman" w:hAnsi="Times New Roman" w:cs="Times New Roman"/>
+          <w:color w:val="000000" w:themeColor="text1"/>
           <w:sz w:val="24"/>
           <w:szCs w:val="24"/>
         </w:rPr>
@@ -695,6 +702,7 @@
           <w:rFonts w:ascii="Times New Roman" w:eastAsia="Arial" w:hAnsi="Times New Roman" w:cs="Times New Roman"/>
           <w:b/>
           <w:bCs/>
+          <w:color w:val="000000" w:themeColor="text1"/>
           <w:sz w:val="24"/>
           <w:szCs w:val="24"/>
         </w:rPr>
@@ -869,6 +877,7 @@
         <w:jc w:val="both"/>
         <w:rPr>
           <w:rFonts w:ascii="Times New Roman" w:hAnsi="Times New Roman" w:cs="Times New Roman"/>
+          <w:color w:val="000000" w:themeColor="text1"/>
           <w:sz w:val="24"/>
           <w:szCs w:val="24"/>
         </w:rPr>
@@ -878,6 +887,7 @@
           <w:rFonts w:ascii="Times New Roman" w:eastAsia="Arial" w:hAnsi="Times New Roman" w:cs="Times New Roman"/>
           <w:b/>
           <w:bCs/>
+          <w:color w:val="000000" w:themeColor="text1"/>
           <w:sz w:val="24"/>
           <w:szCs w:val="24"/>
         </w:rPr>
@@ -905,17 +915,15 @@
         </w:rPr>
         <w:t xml:space="preserve">The grounding of expected points added (EPA) as a basis for football analytics is provided by the research of Yurko and colleagues in a 2020 article, where they created a continuous-looking valuation model for plays using tracking data. Their study finds that EPA-based metrics are much better at assessing the value of individual plays than traditional box-score statistics and, therefore, proves correct to use EPA-based team performance variables rather than simply using the </w:t>
       </w:r>
-      <w:proofErr w:type="gramStart"/>
-      <w:r>
-        <w:rPr>
-          <w:rFonts w:ascii="Times New Roman" w:eastAsia="Arial" w:hAnsi="Times New Roman" w:cs="Times New Roman"/>
-          <w:color w:val="auto"/>
-          <w:sz w:val="24"/>
-          <w:szCs w:val="24"/>
-        </w:rPr>
-        <w:t>amount</w:t>
-      </w:r>
-      <w:proofErr w:type="gramEnd"/>
+      <w:r>
+        <w:rPr>
+          <w:rFonts w:ascii="Times New Roman" w:eastAsia="Arial" w:hAnsi="Times New Roman" w:cs="Times New Roman"/>
+          <w:color w:val="auto"/>
+          <w:sz w:val="24"/>
+          <w:szCs w:val="24"/>
+        </w:rPr>
+        <w:t>number</w:t>
+      </w:r>
       <w:r>
         <w:rPr>
           <w:rFonts w:ascii="Times New Roman" w:eastAsia="Arial" w:hAnsi="Times New Roman" w:cs="Times New Roman"/>
@@ -982,6 +990,7 @@
         <w:jc w:val="both"/>
         <w:rPr>
           <w:rFonts w:ascii="Times New Roman" w:hAnsi="Times New Roman" w:cs="Times New Roman"/>
+          <w:color w:val="000000" w:themeColor="text1"/>
           <w:sz w:val="24"/>
           <w:szCs w:val="24"/>
         </w:rPr>
@@ -991,6 +1000,7 @@
           <w:rFonts w:ascii="Times New Roman" w:eastAsia="Arial" w:hAnsi="Times New Roman" w:cs="Times New Roman"/>
           <w:b/>
           <w:bCs/>
+          <w:color w:val="000000" w:themeColor="text1"/>
           <w:sz w:val="24"/>
           <w:szCs w:val="24"/>
         </w:rPr>
@@ -1068,6 +1078,7 @@
           <w:rFonts w:ascii="Times New Roman" w:hAnsi="Times New Roman" w:cs="Times New Roman"/>
           <w:b/>
           <w:bCs/>
+          <w:color w:val="000000" w:themeColor="text1"/>
           <w:sz w:val="24"/>
           <w:szCs w:val="24"/>
         </w:rPr>
@@ -1077,6 +1088,7 @@
           <w:rFonts w:ascii="Times New Roman" w:hAnsi="Times New Roman" w:cs="Times New Roman"/>
           <w:b/>
           <w:bCs/>
+          <w:color w:val="000000" w:themeColor="text1"/>
           <w:sz w:val="24"/>
           <w:szCs w:val="24"/>
         </w:rPr>
@@ -1092,6 +1104,7 @@
           <w:rFonts w:ascii="Times New Roman" w:eastAsia="Arial" w:hAnsi="Times New Roman" w:cs="Times New Roman"/>
           <w:b/>
           <w:bCs/>
+          <w:color w:val="000000" w:themeColor="text1"/>
           <w:sz w:val="24"/>
           <w:szCs w:val="24"/>
         </w:rPr>
@@ -1101,6 +1114,7 @@
           <w:rFonts w:ascii="Times New Roman" w:eastAsia="Arial" w:hAnsi="Times New Roman" w:cs="Times New Roman"/>
           <w:b/>
           <w:bCs/>
+          <w:color w:val="000000" w:themeColor="text1"/>
           <w:sz w:val="24"/>
           <w:szCs w:val="24"/>
         </w:rPr>
@@ -1141,7 +1155,7 @@
                     <pic:cNvPicPr/>
                   </pic:nvPicPr>
                   <pic:blipFill>
-                    <a:blip r:embed="rId5"/>
+                    <a:blip r:embed="rId8"/>
                     <a:stretch>
                       <a:fillRect/>
                     </a:stretch>
@@ -1265,6 +1279,7 @@
           <w:rFonts w:ascii="Times New Roman" w:eastAsia="微软雅黑" w:hAnsi="Times New Roman" w:cs="Times New Roman"/>
           <w:b/>
           <w:bCs/>
+          <w:color w:val="000000" w:themeColor="text1"/>
           <w:sz w:val="24"/>
           <w:szCs w:val="24"/>
         </w:rPr>
@@ -1274,6 +1289,7 @@
           <w:rFonts w:ascii="Times New Roman" w:eastAsia="Arial" w:hAnsi="Times New Roman" w:cs="Times New Roman"/>
           <w:b/>
           <w:bCs/>
+          <w:color w:val="000000" w:themeColor="text1"/>
           <w:sz w:val="24"/>
           <w:szCs w:val="24"/>
         </w:rPr>
@@ -1284,6 +1300,7 @@
           <w:rFonts w:ascii="Times New Roman" w:eastAsia="Arial" w:hAnsi="Times New Roman" w:cs="Times New Roman"/>
           <w:b/>
           <w:bCs/>
+          <w:color w:val="000000" w:themeColor="text1"/>
           <w:sz w:val="24"/>
           <w:szCs w:val="24"/>
         </w:rPr>
@@ -1294,6 +1311,7 @@
           <w:rFonts w:ascii="Times New Roman" w:eastAsia="微软雅黑" w:hAnsi="Times New Roman" w:cs="Times New Roman"/>
           <w:b/>
           <w:bCs/>
+          <w:color w:val="000000" w:themeColor="text1"/>
           <w:sz w:val="24"/>
           <w:szCs w:val="24"/>
         </w:rPr>
@@ -1334,7 +1352,7 @@
                     <pic:cNvPicPr/>
                   </pic:nvPicPr>
                   <pic:blipFill>
-                    <a:blip r:embed="rId6"/>
+                    <a:blip r:embed="rId9"/>
                     <a:stretch>
                       <a:fillRect/>
                     </a:stretch>
@@ -1542,6 +1560,7 @@
           <w:rFonts w:ascii="Times New Roman" w:eastAsia="微软雅黑" w:hAnsi="Times New Roman" w:cs="Times New Roman"/>
           <w:b/>
           <w:bCs/>
+          <w:color w:val="000000" w:themeColor="text1"/>
           <w:sz w:val="24"/>
           <w:szCs w:val="24"/>
         </w:rPr>
@@ -1551,6 +1570,7 @@
           <w:rFonts w:ascii="Times New Roman" w:eastAsia="Arial" w:hAnsi="Times New Roman" w:cs="Times New Roman"/>
           <w:b/>
           <w:bCs/>
+          <w:color w:val="000000" w:themeColor="text1"/>
           <w:sz w:val="24"/>
           <w:szCs w:val="24"/>
         </w:rPr>
@@ -1561,6 +1581,7 @@
           <w:rFonts w:ascii="Times New Roman" w:eastAsia="Arial" w:hAnsi="Times New Roman" w:cs="Times New Roman"/>
           <w:b/>
           <w:bCs/>
+          <w:color w:val="000000" w:themeColor="text1"/>
           <w:sz w:val="24"/>
           <w:szCs w:val="24"/>
         </w:rPr>
@@ -1571,6 +1592,7 @@
           <w:rFonts w:ascii="Times New Roman" w:eastAsia="微软雅黑" w:hAnsi="Times New Roman" w:cs="Times New Roman"/>
           <w:b/>
           <w:bCs/>
+          <w:color w:val="000000" w:themeColor="text1"/>
           <w:sz w:val="24"/>
           <w:szCs w:val="24"/>
         </w:rPr>
@@ -1615,7 +1637,7 @@
                     <pic:cNvPicPr/>
                   </pic:nvPicPr>
                   <pic:blipFill>
-                    <a:blip r:embed="rId7"/>
+                    <a:blip r:embed="rId10"/>
                     <a:stretch>
                       <a:fillRect/>
                     </a:stretch>
@@ -1770,6 +1792,7 @@
           <w:rFonts w:ascii="Times New Roman" w:hAnsi="Times New Roman" w:cs="Times New Roman"/>
           <w:b/>
           <w:bCs/>
+          <w:color w:val="000000" w:themeColor="text1"/>
           <w:sz w:val="24"/>
           <w:szCs w:val="24"/>
         </w:rPr>
@@ -1779,6 +1802,7 @@
           <w:rFonts w:ascii="Times New Roman" w:eastAsia="Arial" w:hAnsi="Times New Roman" w:cs="Times New Roman"/>
           <w:b/>
           <w:bCs/>
+          <w:color w:val="000000" w:themeColor="text1"/>
           <w:sz w:val="24"/>
           <w:szCs w:val="24"/>
         </w:rPr>
@@ -1789,6 +1813,7 @@
           <w:rFonts w:ascii="Times New Roman" w:hAnsi="Times New Roman" w:cs="Times New Roman"/>
           <w:b/>
           <w:bCs/>
+          <w:color w:val="000000" w:themeColor="text1"/>
           <w:sz w:val="24"/>
           <w:szCs w:val="24"/>
         </w:rPr>
@@ -1833,7 +1858,7 @@
                     <pic:cNvPicPr/>
                   </pic:nvPicPr>
                   <pic:blipFill>
-                    <a:blip r:embed="rId8"/>
+                    <a:blip r:embed="rId11"/>
                     <a:stretch>
                       <a:fillRect/>
                     </a:stretch>
@@ -2032,6 +2057,7 @@
           <w:rFonts w:ascii="Times New Roman" w:hAnsi="Times New Roman" w:cs="Times New Roman"/>
           <w:b/>
           <w:bCs/>
+          <w:color w:val="000000" w:themeColor="text1"/>
           <w:sz w:val="24"/>
           <w:szCs w:val="24"/>
         </w:rPr>
@@ -2041,30 +2067,11 @@
           <w:rFonts w:ascii="Times New Roman" w:hAnsi="Times New Roman" w:cs="Times New Roman"/>
           <w:b/>
           <w:bCs/>
-          <w:sz w:val="24"/>
-          <w:szCs w:val="24"/>
-        </w:rPr>
-        <w:t xml:space="preserve">4.5 </w:t>
-      </w:r>
-      <w:r>
-        <w:rPr>
-          <w:rFonts w:ascii="Times New Roman" w:hAnsi="Times New Roman" w:cs="Times New Roman"/>
-          <w:b/>
-          <w:bCs/>
-          <w:sz w:val="24"/>
-          <w:szCs w:val="24"/>
-        </w:rPr>
-        <w:t>R</w:t>
-      </w:r>
-      <w:r>
-        <w:rPr>
-          <w:rFonts w:ascii="Times New Roman" w:hAnsi="Times New Roman" w:cs="Times New Roman"/>
-          <w:b/>
-          <w:bCs/>
-          <w:sz w:val="24"/>
-          <w:szCs w:val="24"/>
-        </w:rPr>
-        <w:t xml:space="preserve">esult and EPA distributions </w:t>
+          <w:color w:val="000000" w:themeColor="text1"/>
+          <w:sz w:val="24"/>
+          <w:szCs w:val="24"/>
+        </w:rPr>
+        <w:t xml:space="preserve">4.5 Result and EPA distributions </w:t>
       </w:r>
     </w:p>
     <w:p>
@@ -2091,7 +2098,7 @@
                     <pic:cNvPicPr/>
                   </pic:nvPicPr>
                   <pic:blipFill>
-                    <a:blip r:embed="rId9"/>
+                    <a:blip r:embed="rId12"/>
                     <a:stretch>
                       <a:fillRect/>
                     </a:stretch>
@@ -2219,6 +2226,7 @@
           <w:rFonts w:ascii="Times New Roman" w:hAnsi="Times New Roman" w:cs="Times New Roman"/>
           <w:b/>
           <w:bCs/>
+          <w:color w:val="000000" w:themeColor="text1"/>
           <w:sz w:val="24"/>
           <w:szCs w:val="24"/>
         </w:rPr>
@@ -2228,6 +2236,7 @@
           <w:rFonts w:ascii="Times New Roman" w:hAnsi="Times New Roman" w:cs="Times New Roman"/>
           <w:b/>
           <w:bCs/>
+          <w:color w:val="000000" w:themeColor="text1"/>
           <w:sz w:val="24"/>
           <w:szCs w:val="24"/>
         </w:rPr>
@@ -2239,6 +2248,7 @@
           <w:rFonts w:ascii="Times New Roman" w:hAnsi="Times New Roman" w:cs="Times New Roman"/>
           <w:b/>
           <w:bCs/>
+          <w:color w:val="000000" w:themeColor="text1"/>
           <w:sz w:val="24"/>
           <w:szCs w:val="24"/>
         </w:rPr>
@@ -2283,7 +2293,7 @@
                     <pic:cNvPicPr/>
                   </pic:nvPicPr>
                   <pic:blipFill>
-                    <a:blip r:embed="rId10"/>
+                    <a:blip r:embed="rId13"/>
                     <a:stretch>
                       <a:fillRect/>
                     </a:stretch>
@@ -2383,6 +2393,7 @@
           <w:rFonts w:ascii="Times New Roman" w:eastAsia="Arial" w:hAnsi="Times New Roman" w:cs="Times New Roman"/>
           <w:b/>
           <w:bCs/>
+          <w:color w:val="000000" w:themeColor="text1"/>
           <w:sz w:val="24"/>
           <w:szCs w:val="24"/>
         </w:rPr>
@@ -2392,6 +2403,7 @@
           <w:rFonts w:ascii="Times New Roman" w:eastAsia="Arial" w:hAnsi="Times New Roman" w:cs="Times New Roman"/>
           <w:b/>
           <w:bCs/>
+          <w:color w:val="000000" w:themeColor="text1"/>
           <w:sz w:val="24"/>
           <w:szCs w:val="24"/>
         </w:rPr>
@@ -2407,6 +2419,7 @@
           <w:rFonts w:ascii="Times New Roman" w:eastAsia="Arial" w:hAnsi="Times New Roman" w:cs="Times New Roman"/>
           <w:b/>
           <w:bCs/>
+          <w:color w:val="000000" w:themeColor="text1"/>
           <w:sz w:val="24"/>
           <w:szCs w:val="24"/>
         </w:rPr>
@@ -2416,6 +2429,7 @@
           <w:rFonts w:ascii="Times New Roman" w:eastAsia="Arial" w:hAnsi="Times New Roman" w:cs="Times New Roman"/>
           <w:b/>
           <w:bCs/>
+          <w:color w:val="000000" w:themeColor="text1"/>
           <w:sz w:val="24"/>
           <w:szCs w:val="24"/>
         </w:rPr>
@@ -2426,6 +2440,7 @@
           <w:rFonts w:ascii="Times New Roman" w:eastAsia="Arial" w:hAnsi="Times New Roman" w:cs="Times New Roman" w:hint="eastAsia"/>
           <w:b/>
           <w:bCs/>
+          <w:color w:val="000000" w:themeColor="text1"/>
           <w:sz w:val="24"/>
           <w:szCs w:val="24"/>
         </w:rPr>
@@ -2436,6 +2451,7 @@
           <w:rFonts w:ascii="Times New Roman" w:eastAsia="Arial" w:hAnsi="Times New Roman" w:cs="Times New Roman"/>
           <w:b/>
           <w:bCs/>
+          <w:color w:val="000000" w:themeColor="text1"/>
           <w:sz w:val="24"/>
           <w:szCs w:val="24"/>
         </w:rPr>
@@ -2531,6 +2547,7 @@
         <w:jc w:val="both"/>
         <w:rPr>
           <w:rFonts w:ascii="Times New Roman" w:hAnsi="Times New Roman" w:cs="Times New Roman"/>
+          <w:color w:val="000000" w:themeColor="text1"/>
           <w:sz w:val="24"/>
           <w:szCs w:val="24"/>
         </w:rPr>
@@ -2540,6 +2557,7 @@
           <w:rFonts w:ascii="Times New Roman" w:eastAsia="Arial" w:hAnsi="Times New Roman" w:cs="Times New Roman"/>
           <w:b/>
           <w:bCs/>
+          <w:color w:val="000000" w:themeColor="text1"/>
           <w:sz w:val="24"/>
           <w:szCs w:val="24"/>
         </w:rPr>
@@ -2550,6 +2568,7 @@
           <w:rFonts w:ascii="Times New Roman" w:eastAsia="Arial" w:hAnsi="Times New Roman" w:cs="Times New Roman" w:hint="eastAsia"/>
           <w:b/>
           <w:bCs/>
+          <w:color w:val="000000" w:themeColor="text1"/>
           <w:sz w:val="24"/>
           <w:szCs w:val="24"/>
         </w:rPr>
@@ -2560,6 +2579,7 @@
           <w:rFonts w:ascii="Times New Roman" w:eastAsia="Arial" w:hAnsi="Times New Roman" w:cs="Times New Roman"/>
           <w:b/>
           <w:bCs/>
+          <w:color w:val="000000" w:themeColor="text1"/>
           <w:sz w:val="24"/>
           <w:szCs w:val="24"/>
         </w:rPr>
@@ -2636,6 +2656,7 @@
           <w:rFonts w:ascii="Times New Roman" w:hAnsi="Times New Roman" w:cs="Times New Roman"/>
           <w:b/>
           <w:bCs/>
+          <w:color w:val="000000" w:themeColor="text1"/>
           <w:sz w:val="24"/>
           <w:szCs w:val="24"/>
         </w:rPr>
@@ -2645,6 +2666,7 @@
           <w:rFonts w:ascii="Times New Roman" w:eastAsia="Arial" w:hAnsi="Times New Roman" w:cs="Times New Roman"/>
           <w:b/>
           <w:bCs/>
+          <w:color w:val="000000" w:themeColor="text1"/>
           <w:sz w:val="24"/>
           <w:szCs w:val="24"/>
         </w:rPr>
@@ -2655,6 +2677,7 @@
           <w:rFonts w:ascii="Times New Roman" w:eastAsia="Arial" w:hAnsi="Times New Roman" w:cs="Times New Roman" w:hint="eastAsia"/>
           <w:b/>
           <w:bCs/>
+          <w:color w:val="000000" w:themeColor="text1"/>
           <w:sz w:val="24"/>
           <w:szCs w:val="24"/>
         </w:rPr>
@@ -2665,6 +2688,7 @@
           <w:rFonts w:ascii="Times New Roman" w:eastAsia="Arial" w:hAnsi="Times New Roman" w:cs="Times New Roman"/>
           <w:b/>
           <w:bCs/>
+          <w:color w:val="000000" w:themeColor="text1"/>
           <w:sz w:val="24"/>
           <w:szCs w:val="24"/>
         </w:rPr>
@@ -2675,6 +2699,7 @@
           <w:rFonts w:ascii="Times New Roman" w:hAnsi="Times New Roman" w:cs="Times New Roman"/>
           <w:b/>
           <w:bCs/>
+          <w:color w:val="000000" w:themeColor="text1"/>
           <w:sz w:val="24"/>
           <w:szCs w:val="24"/>
         </w:rPr>
@@ -2714,7 +2739,7 @@
                     <pic:cNvPicPr/>
                   </pic:nvPicPr>
                   <pic:blipFill>
-                    <a:blip r:embed="rId11"/>
+                    <a:blip r:embed="rId14"/>
                     <a:stretch>
                       <a:fillRect/>
                     </a:stretch>
@@ -2920,6 +2945,7 @@
           <w:rFonts w:ascii="Times New Roman" w:eastAsia="Arial" w:hAnsi="Times New Roman" w:cs="Times New Roman"/>
           <w:b/>
           <w:bCs/>
+          <w:color w:val="000000" w:themeColor="text1"/>
           <w:sz w:val="24"/>
           <w:szCs w:val="24"/>
         </w:rPr>
@@ -2931,6 +2957,7 @@
           <w:rFonts w:ascii="Times New Roman" w:eastAsia="Arial" w:hAnsi="Times New Roman" w:cs="Times New Roman" w:hint="eastAsia"/>
           <w:b/>
           <w:bCs/>
+          <w:color w:val="000000" w:themeColor="text1"/>
           <w:sz w:val="24"/>
           <w:szCs w:val="24"/>
         </w:rPr>
@@ -2941,6 +2968,7 @@
           <w:rFonts w:ascii="Times New Roman" w:eastAsia="Arial" w:hAnsi="Times New Roman" w:cs="Times New Roman"/>
           <w:b/>
           <w:bCs/>
+          <w:color w:val="000000" w:themeColor="text1"/>
           <w:sz w:val="24"/>
           <w:szCs w:val="24"/>
         </w:rPr>
@@ -2951,6 +2979,7 @@
           <w:rFonts w:ascii="Times New Roman" w:hAnsi="Times New Roman" w:cs="Times New Roman"/>
           <w:b/>
           <w:bCs/>
+          <w:color w:val="000000" w:themeColor="text1"/>
           <w:sz w:val="24"/>
           <w:szCs w:val="24"/>
         </w:rPr>
@@ -2979,7 +3008,7 @@
                     <pic:cNvPicPr/>
                   </pic:nvPicPr>
                   <pic:blipFill>
-                    <a:blip r:embed="rId12"/>
+                    <a:blip r:embed="rId15"/>
                     <a:stretch>
                       <a:fillRect/>
                     </a:stretch>
@@ -3125,6 +3154,7 @@
           <w:rFonts w:ascii="Times New Roman" w:eastAsia="Arial" w:hAnsi="Times New Roman" w:cs="Times New Roman"/>
           <w:b/>
           <w:bCs/>
+          <w:color w:val="000000" w:themeColor="text1"/>
           <w:sz w:val="24"/>
           <w:szCs w:val="24"/>
         </w:rPr>
@@ -3134,6 +3164,7 @@
           <w:rFonts w:ascii="Times New Roman" w:eastAsia="Arial" w:hAnsi="Times New Roman" w:cs="Times New Roman"/>
           <w:b/>
           <w:bCs/>
+          <w:color w:val="000000" w:themeColor="text1"/>
           <w:sz w:val="24"/>
           <w:szCs w:val="24"/>
         </w:rPr>
@@ -3212,6 +3243,7 @@
           <w:rFonts w:ascii="Times New Roman" w:hAnsi="Times New Roman" w:cs="Times New Roman"/>
           <w:b/>
           <w:bCs/>
+          <w:color w:val="000000" w:themeColor="text1"/>
           <w:sz w:val="24"/>
           <w:szCs w:val="24"/>
         </w:rPr>
@@ -3221,6 +3253,7 @@
           <w:rFonts w:ascii="Times New Roman" w:hAnsi="Times New Roman" w:cs="Times New Roman"/>
           <w:b/>
           <w:bCs/>
+          <w:color w:val="000000" w:themeColor="text1"/>
           <w:sz w:val="24"/>
           <w:szCs w:val="24"/>
         </w:rPr>
@@ -3234,6 +3267,7 @@
         <w:jc w:val="both"/>
         <w:rPr>
           <w:rFonts w:ascii="Times New Roman" w:hAnsi="Times New Roman" w:cs="Times New Roman"/>
+          <w:color w:val="000000" w:themeColor="text1"/>
           <w:sz w:val="24"/>
           <w:szCs w:val="24"/>
         </w:rPr>
@@ -3243,6 +3277,7 @@
           <w:rFonts w:ascii="Times New Roman" w:eastAsia="Arial" w:hAnsi="Times New Roman" w:cs="Times New Roman"/>
           <w:b/>
           <w:bCs/>
+          <w:color w:val="000000" w:themeColor="text1"/>
           <w:sz w:val="24"/>
           <w:szCs w:val="24"/>
         </w:rPr>
@@ -3271,7 +3306,7 @@
       <w:pPr>
         <w:jc w:val="both"/>
         <w:rPr>
-          <w:rFonts w:ascii="Times New Roman" w:eastAsia="Arial" w:hAnsi="Times New Roman" w:cs="Times New Roman" w:hint="eastAsia"/>
+          <w:rFonts w:ascii="Times New Roman" w:eastAsia="Arial" w:hAnsi="Times New Roman" w:cs="Times New Roman"/>
           <w:sz w:val="24"/>
           <w:szCs w:val="24"/>
         </w:rPr>
@@ -3380,6 +3415,7 @@
         <w:jc w:val="both"/>
         <w:rPr>
           <w:rFonts w:ascii="Times New Roman" w:hAnsi="Times New Roman" w:cs="Times New Roman"/>
+          <w:color w:val="000000" w:themeColor="text1"/>
           <w:sz w:val="24"/>
           <w:szCs w:val="24"/>
         </w:rPr>
@@ -3389,6 +3425,7 @@
           <w:rFonts w:ascii="Times New Roman" w:eastAsia="Arial" w:hAnsi="Times New Roman" w:cs="Times New Roman"/>
           <w:b/>
           <w:bCs/>
+          <w:color w:val="000000" w:themeColor="text1"/>
           <w:sz w:val="24"/>
           <w:szCs w:val="24"/>
         </w:rPr>
@@ -3554,6 +3591,7 @@
         <w:jc w:val="both"/>
         <w:rPr>
           <w:rFonts w:ascii="Times New Roman" w:hAnsi="Times New Roman" w:cs="Times New Roman"/>
+          <w:color w:val="000000" w:themeColor="text1"/>
           <w:sz w:val="24"/>
           <w:szCs w:val="24"/>
         </w:rPr>
@@ -3563,6 +3601,7 @@
           <w:rFonts w:ascii="Times New Roman" w:eastAsia="Arial" w:hAnsi="Times New Roman" w:cs="Times New Roman"/>
           <w:b/>
           <w:bCs/>
+          <w:color w:val="000000" w:themeColor="text1"/>
           <w:sz w:val="24"/>
           <w:szCs w:val="24"/>
         </w:rPr>
@@ -3859,6 +3898,7 @@
         <w:jc w:val="both"/>
         <w:rPr>
           <w:rFonts w:ascii="Times New Roman" w:hAnsi="Times New Roman" w:cs="Times New Roman"/>
+          <w:color w:val="000000" w:themeColor="text1"/>
           <w:sz w:val="24"/>
           <w:szCs w:val="24"/>
         </w:rPr>
@@ -3868,6 +3908,7 @@
           <w:rFonts w:ascii="Times New Roman" w:eastAsia="Arial" w:hAnsi="Times New Roman" w:cs="Times New Roman"/>
           <w:b/>
           <w:bCs/>
+          <w:color w:val="000000" w:themeColor="text1"/>
           <w:sz w:val="24"/>
           <w:szCs w:val="24"/>
         </w:rPr>
@@ -4629,6 +4670,7 @@
         <w:jc w:val="both"/>
         <w:rPr>
           <w:rFonts w:ascii="Times New Roman" w:hAnsi="Times New Roman" w:cs="Times New Roman"/>
+          <w:color w:val="000000" w:themeColor="text1"/>
           <w:sz w:val="24"/>
           <w:szCs w:val="24"/>
         </w:rPr>
@@ -4638,6 +4680,7 @@
           <w:rFonts w:ascii="Times New Roman" w:eastAsia="Arial" w:hAnsi="Times New Roman" w:cs="Times New Roman"/>
           <w:b/>
           <w:bCs/>
+          <w:color w:val="000000" w:themeColor="text1"/>
           <w:sz w:val="24"/>
           <w:szCs w:val="24"/>
         </w:rPr>
@@ -4710,6 +4753,7 @@
           <w:rFonts w:ascii="Times New Roman" w:hAnsi="Times New Roman" w:cs="Times New Roman"/>
           <w:b/>
           <w:bCs/>
+          <w:color w:val="000000" w:themeColor="text1"/>
           <w:sz w:val="24"/>
           <w:szCs w:val="24"/>
         </w:rPr>
@@ -4719,6 +4763,7 @@
           <w:rFonts w:ascii="Times New Roman" w:hAnsi="Times New Roman" w:cs="Times New Roman"/>
           <w:b/>
           <w:bCs/>
+          <w:color w:val="000000" w:themeColor="text1"/>
           <w:sz w:val="24"/>
           <w:szCs w:val="24"/>
         </w:rPr>
@@ -4732,6 +4777,7 @@
         <w:jc w:val="both"/>
         <w:rPr>
           <w:rFonts w:ascii="Times New Roman" w:hAnsi="Times New Roman" w:cs="Times New Roman"/>
+          <w:color w:val="000000" w:themeColor="text1"/>
           <w:sz w:val="24"/>
           <w:szCs w:val="24"/>
         </w:rPr>
@@ -4741,6 +4787,7 @@
           <w:rFonts w:ascii="Times New Roman" w:eastAsia="Arial" w:hAnsi="Times New Roman" w:cs="Times New Roman"/>
           <w:b/>
           <w:bCs/>
+          <w:color w:val="000000" w:themeColor="text1"/>
           <w:sz w:val="24"/>
           <w:szCs w:val="24"/>
         </w:rPr>
@@ -5475,6 +5522,7 @@
         <w:jc w:val="both"/>
         <w:rPr>
           <w:rFonts w:ascii="Times New Roman" w:hAnsi="Times New Roman" w:cs="Times New Roman"/>
+          <w:color w:val="000000" w:themeColor="text1"/>
           <w:sz w:val="24"/>
           <w:szCs w:val="24"/>
         </w:rPr>
@@ -5484,6 +5532,7 @@
           <w:rFonts w:ascii="Times New Roman" w:eastAsia="Arial" w:hAnsi="Times New Roman" w:cs="Times New Roman"/>
           <w:b/>
           <w:bCs/>
+          <w:color w:val="000000" w:themeColor="text1"/>
           <w:sz w:val="24"/>
           <w:szCs w:val="24"/>
         </w:rPr>
@@ -5571,6 +5620,7 @@
         <w:jc w:val="both"/>
         <w:rPr>
           <w:rFonts w:ascii="Times New Roman" w:hAnsi="Times New Roman" w:cs="Times New Roman"/>
+          <w:color w:val="000000" w:themeColor="text1"/>
           <w:sz w:val="24"/>
           <w:szCs w:val="24"/>
         </w:rPr>
@@ -5580,6 +5630,7 @@
           <w:rFonts w:ascii="Times New Roman" w:eastAsia="Arial" w:hAnsi="Times New Roman" w:cs="Times New Roman"/>
           <w:b/>
           <w:bCs/>
+          <w:color w:val="000000" w:themeColor="text1"/>
           <w:sz w:val="24"/>
           <w:szCs w:val="24"/>
         </w:rPr>
@@ -5651,6 +5702,7 @@
         <w:jc w:val="both"/>
         <w:rPr>
           <w:rFonts w:ascii="Times New Roman" w:hAnsi="Times New Roman" w:cs="Times New Roman"/>
+          <w:color w:val="000000" w:themeColor="text1"/>
           <w:sz w:val="24"/>
           <w:szCs w:val="24"/>
         </w:rPr>
@@ -5660,6 +5712,7 @@
           <w:rFonts w:ascii="Times New Roman" w:eastAsia="Arial" w:hAnsi="Times New Roman" w:cs="Times New Roman"/>
           <w:b/>
           <w:bCs/>
+          <w:color w:val="000000" w:themeColor="text1"/>
           <w:sz w:val="24"/>
           <w:szCs w:val="24"/>
         </w:rPr>
@@ -5887,6 +5940,7 @@
           <w:rFonts w:ascii="Times New Roman" w:hAnsi="Times New Roman" w:cs="Times New Roman"/>
           <w:b/>
           <w:bCs/>
+          <w:color w:val="000000" w:themeColor="text1"/>
           <w:sz w:val="24"/>
           <w:szCs w:val="24"/>
         </w:rPr>
@@ -5896,6 +5950,7 @@
           <w:rFonts w:ascii="Times New Roman" w:hAnsi="Times New Roman" w:cs="Times New Roman"/>
           <w:b/>
           <w:bCs/>
+          <w:color w:val="000000" w:themeColor="text1"/>
           <w:sz w:val="24"/>
           <w:szCs w:val="24"/>
         </w:rPr>
@@ -5909,6 +5964,7 @@
         <w:jc w:val="both"/>
         <w:rPr>
           <w:rFonts w:ascii="Times New Roman" w:hAnsi="Times New Roman" w:cs="Times New Roman"/>
+          <w:color w:val="000000" w:themeColor="text1"/>
           <w:sz w:val="24"/>
           <w:szCs w:val="24"/>
         </w:rPr>
@@ -5918,6 +5974,7 @@
           <w:rFonts w:ascii="Times New Roman" w:eastAsia="Arial" w:hAnsi="Times New Roman" w:cs="Times New Roman"/>
           <w:b/>
           <w:bCs/>
+          <w:color w:val="000000" w:themeColor="text1"/>
           <w:sz w:val="24"/>
           <w:szCs w:val="24"/>
         </w:rPr>
@@ -6223,6 +6280,7 @@
         <w:jc w:val="both"/>
         <w:rPr>
           <w:rFonts w:ascii="Times New Roman" w:hAnsi="Times New Roman" w:cs="Times New Roman"/>
+          <w:color w:val="000000" w:themeColor="text1"/>
           <w:sz w:val="24"/>
           <w:szCs w:val="24"/>
         </w:rPr>
@@ -6232,6 +6290,7 @@
           <w:rFonts w:ascii="Times New Roman" w:eastAsia="Arial" w:hAnsi="Times New Roman" w:cs="Times New Roman"/>
           <w:b/>
           <w:bCs/>
+          <w:color w:val="000000" w:themeColor="text1"/>
           <w:sz w:val="24"/>
           <w:szCs w:val="24"/>
         </w:rPr>
@@ -6468,6 +6527,7 @@
           <w:rFonts w:ascii="Times New Roman" w:eastAsia="Arial" w:hAnsi="Times New Roman" w:cs="Times New Roman"/>
           <w:b/>
           <w:bCs/>
+          <w:color w:val="000000" w:themeColor="text1"/>
           <w:sz w:val="24"/>
           <w:szCs w:val="24"/>
         </w:rPr>
@@ -6477,6 +6537,7 @@
           <w:rFonts w:ascii="Times New Roman" w:eastAsia="Arial" w:hAnsi="Times New Roman" w:cs="Times New Roman"/>
           <w:b/>
           <w:bCs/>
+          <w:color w:val="000000" w:themeColor="text1"/>
           <w:sz w:val="24"/>
           <w:szCs w:val="24"/>
         </w:rPr>
@@ -6554,16 +6615,14 @@
         </w:rPr>
         <w:t xml:space="preserve">Vegas lines (The Odds API, covers.com): Sports books create a market-derived estimate of probability that a certain team will win their game. These probabilities will reflect the general opinion of the oddsmakers and several different people betting on that game and provide the best estimate of the possible outcome. We can then use the outcome of closing line and use that as a way of calibrating the model by comparing the predicted outcome of the model to the actual outcome from closing line as well as establishing an upper ceiling for </w:t>
       </w:r>
-      <w:proofErr w:type="gramStart"/>
-      <w:r>
-        <w:rPr>
-          <w:rFonts w:ascii="Times New Roman" w:hAnsi="Times New Roman" w:cs="Times New Roman"/>
-          <w:sz w:val="24"/>
-          <w:szCs w:val="24"/>
-        </w:rPr>
-        <w:t>whether or not</w:t>
-      </w:r>
-      <w:proofErr w:type="gramEnd"/>
+      <w:r>
+        <w:rPr>
+          <w:rFonts w:ascii="Times New Roman" w:hAnsi="Times New Roman" w:cs="Times New Roman"/>
+          <w:sz w:val="24"/>
+          <w:szCs w:val="24"/>
+        </w:rPr>
+        <w:t>whether</w:t>
+      </w:r>
       <w:r>
         <w:rPr>
           <w:rFonts w:ascii="Times New Roman" w:hAnsi="Times New Roman" w:cs="Times New Roman"/>
@@ -6607,6 +6666,7 @@
         <w:jc w:val="both"/>
         <w:rPr>
           <w:rFonts w:ascii="Times New Roman" w:hAnsi="Times New Roman" w:cs="Times New Roman"/>
+          <w:color w:val="000000" w:themeColor="text1"/>
           <w:sz w:val="24"/>
           <w:szCs w:val="24"/>
         </w:rPr>
@@ -6616,6 +6676,7 @@
           <w:rFonts w:ascii="Times New Roman" w:eastAsia="Arial" w:hAnsi="Times New Roman" w:cs="Times New Roman"/>
           <w:b/>
           <w:bCs/>
+          <w:color w:val="000000" w:themeColor="text1"/>
           <w:sz w:val="24"/>
           <w:szCs w:val="24"/>
         </w:rPr>
@@ -6624,7 +6685,8 @@
     </w:p>
     <w:p>
       <w:pPr>
-        <w:spacing w:before="80" w:after="80"/>
+        <w:spacing w:before="120" w:after="120"/>
+        <w:ind w:left="480" w:hangingChars="200" w:hanging="480"/>
         <w:jc w:val="both"/>
         <w:rPr>
           <w:rFonts w:ascii="Times New Roman" w:hAnsi="Times New Roman" w:cs="Times New Roman"/>
@@ -6661,7 +6723,8 @@
     </w:p>
     <w:p>
       <w:pPr>
-        <w:spacing w:before="80" w:after="80"/>
+        <w:spacing w:before="120" w:after="120"/>
+        <w:ind w:left="480" w:hangingChars="200" w:hanging="480"/>
         <w:jc w:val="both"/>
         <w:rPr>
           <w:rFonts w:ascii="Times New Roman" w:hAnsi="Times New Roman" w:cs="Times New Roman"/>
@@ -6680,7 +6743,8 @@
     </w:p>
     <w:p>
       <w:pPr>
-        <w:spacing w:before="80" w:after="80"/>
+        <w:spacing w:before="120" w:after="120"/>
+        <w:ind w:left="480" w:hangingChars="200" w:hanging="480"/>
         <w:jc w:val="both"/>
         <w:rPr>
           <w:rFonts w:ascii="Times New Roman" w:hAnsi="Times New Roman" w:cs="Times New Roman"/>
@@ -6709,7 +6773,8 @@
     </w:p>
     <w:p>
       <w:pPr>
-        <w:spacing w:before="80" w:after="80"/>
+        <w:spacing w:before="120" w:after="120"/>
+        <w:ind w:left="480" w:hangingChars="200" w:hanging="480"/>
         <w:jc w:val="both"/>
         <w:rPr>
           <w:rFonts w:ascii="Times New Roman" w:hAnsi="Times New Roman" w:cs="Times New Roman"/>
@@ -6728,7 +6793,8 @@
     </w:p>
     <w:p>
       <w:pPr>
-        <w:spacing w:before="80" w:after="80"/>
+        <w:spacing w:before="120" w:after="120"/>
+        <w:ind w:left="480" w:hangingChars="200" w:hanging="480"/>
         <w:jc w:val="both"/>
         <w:rPr>
           <w:rFonts w:ascii="Times New Roman" w:hAnsi="Times New Roman" w:cs="Times New Roman"/>
@@ -6747,7 +6813,8 @@
     </w:p>
     <w:p>
       <w:pPr>
-        <w:spacing w:before="80" w:after="80"/>
+        <w:spacing w:before="120" w:after="120"/>
+        <w:ind w:left="480" w:hangingChars="200" w:hanging="480"/>
         <w:jc w:val="both"/>
         <w:rPr>
           <w:rFonts w:ascii="Times New Roman" w:hAnsi="Times New Roman" w:cs="Times New Roman"/>
@@ -6776,7 +6843,8 @@
     </w:p>
     <w:p>
       <w:pPr>
-        <w:spacing w:before="80" w:after="80"/>
+        <w:spacing w:before="120" w:after="120"/>
+        <w:ind w:left="480" w:hangingChars="200" w:hanging="480"/>
         <w:jc w:val="both"/>
         <w:rPr>
           <w:rFonts w:ascii="Times New Roman" w:hAnsi="Times New Roman" w:cs="Times New Roman"/>
@@ -6795,7 +6863,8 @@
     </w:p>
     <w:p>
       <w:pPr>
-        <w:spacing w:before="80" w:after="80"/>
+        <w:spacing w:before="120" w:after="120"/>
+        <w:ind w:left="480" w:hangingChars="200" w:hanging="480"/>
         <w:jc w:val="both"/>
         <w:rPr>
           <w:rFonts w:ascii="Times New Roman" w:hAnsi="Times New Roman" w:cs="Times New Roman"/>
@@ -6850,7 +6919,8 @@
     </w:p>
     <w:p>
       <w:pPr>
-        <w:spacing w:before="80" w:after="80"/>
+        <w:spacing w:before="120" w:after="120"/>
+        <w:ind w:left="480" w:hangingChars="200" w:hanging="480"/>
         <w:jc w:val="both"/>
         <w:rPr>
           <w:rFonts w:ascii="Times New Roman" w:hAnsi="Times New Roman" w:cs="Times New Roman"/>
@@ -6904,13 +6974,261 @@
       </w:r>
     </w:p>
     <w:sectPr>
+      <w:headerReference w:type="even" r:id="rId16"/>
+      <w:headerReference w:type="default" r:id="rId17"/>
       <w:pgSz w:w="12240" w:h="15840"/>
       <w:pgMar w:top="1440" w:right="1440" w:bottom="1440" w:left="1440" w:header="708" w:footer="708" w:gutter="0"/>
+      <w:pgNumType w:start="0"/>
       <w:cols w:space="720"/>
+      <w:titlePg/>
       <w:docGrid w:linePitch="360"/>
     </w:sectPr>
   </w:body>
 </w:document>
+</file>
+
+<file path=word/endnotes.xml><?xml version="1.0" encoding="utf-8"?>
+<w:endnotes xmlns:wpc="http://schemas.microsoft.com/office/word/2010/wordprocessingCanvas" xmlns:cx="http://schemas.microsoft.com/office/drawing/2014/chartex" xmlns:cx1="http://schemas.microsoft.com/office/drawing/2015/9/8/chartex" xmlns:cx2="http://schemas.microsoft.com/office/drawing/2015/10/21/chartex" xmlns:cx3="http://schemas.microsoft.com/office/drawing/2016/5/9/chartex" xmlns:cx4="http://schemas.microsoft.com/office/drawing/2016/5/10/chartex" xmlns:cx5="http://schemas.microsoft.com/office/drawing/2016/5/11/chartex" xmlns:cx6="http://schemas.microsoft.com/office/drawing/2016/5/12/chartex" xmlns:cx7="http://schemas.microsoft.com/office/drawing/2016/5/13/chartex" xmlns:cx8="http://schemas.microsoft.com/office/drawing/2016/5/14/chartex" xmlns:mc="http://schemas.openxmlformats.org/markup-compatibility/2006" xmlns:aink="http://schemas.microsoft.com/office/drawing/2016/ink" xmlns:am3d="http://schemas.microsoft.com/office/drawing/2017/model3d" xmlns:o="urn:schemas-microsoft-com:office:office" xmlns:oel="http://schemas.microsoft.com/office/2019/extlst" xmlns:r="http://schemas.openxmlformats.org/officeDocument/2006/relationships" xmlns:m="http://schemas.openxmlformats.org/officeDocument/2006/math" xmlns:v="urn:schemas-microsoft-com:vml" xmlns:wp14="http://schemas.microsoft.com/office/word/2010/wordprocessingDrawing" xmlns:wp="http://schemas.openxmlformats.org/drawingml/2006/wordprocessingDrawing" xmlns:w10="urn:schemas-microsoft-com:office:word" xmlns:w="http://schemas.openxmlformats.org/wordprocessingml/2006/main" xmlns:w14="http://schemas.microsoft.com/office/word/2010/wordml" xmlns:w15="http://schemas.microsoft.com/office/word/2012/wordml" xmlns:w16cex="http://schemas.microsoft.com/office/word/2018/wordml/cex" xmlns:w16cid="http://schemas.microsoft.com/office/word/2016/wordml/cid" xmlns:w16="http://schemas.microsoft.com/office/word/2018/wordml" xmlns:w16du="http://schemas.microsoft.com/office/word/2023/wordml/word16du" xmlns:w16sdtdh="http://schemas.microsoft.com/office/word/2020/wordml/sdtdatahash" xmlns:w16sdtfl="http://schemas.microsoft.com/office/word/2024/wordml/sdtformatlock" xmlns:w16se="http://schemas.microsoft.com/office/word/2015/wordml/symex" xmlns:wpg="http://schemas.microsoft.com/office/word/2010/wordprocessingGroup" xmlns:wpi="http://schemas.microsoft.com/office/word/2010/wordprocessingInk" xmlns:wne="http://schemas.microsoft.com/office/word/2006/wordml" xmlns:wps="http://schemas.microsoft.com/office/word/2010/wordprocessingShape" mc:Ignorable="w14 w15 w16se w16cid w16 w16cex w16sdtdh w16sdtfl w16du wp14">
+  <w:endnote w:type="separator" w:id="-1">
+    <w:p>
+      <w:r>
+        <w:separator/>
+      </w:r>
+    </w:p>
+  </w:endnote>
+  <w:endnote w:type="continuationSeparator" w:id="0">
+    <w:p>
+      <w:r>
+        <w:continuationSeparator/>
+      </w:r>
+    </w:p>
+  </w:endnote>
+</w:endnotes>
+</file>
+
+<file path=word/footnotes.xml><?xml version="1.0" encoding="utf-8"?>
+<w:footnotes xmlns:wpc="http://schemas.microsoft.com/office/word/2010/wordprocessingCanvas" xmlns:cx="http://schemas.microsoft.com/office/drawing/2014/chartex" xmlns:cx1="http://schemas.microsoft.com/office/drawing/2015/9/8/chartex" xmlns:cx2="http://schemas.microsoft.com/office/drawing/2015/10/21/chartex" xmlns:cx3="http://schemas.microsoft.com/office/drawing/2016/5/9/chartex" xmlns:cx4="http://schemas.microsoft.com/office/drawing/2016/5/10/chartex" xmlns:cx5="http://schemas.microsoft.com/office/drawing/2016/5/11/chartex" xmlns:cx6="http://schemas.microsoft.com/office/drawing/2016/5/12/chartex" xmlns:cx7="http://schemas.microsoft.com/office/drawing/2016/5/13/chartex" xmlns:cx8="http://schemas.microsoft.com/office/drawing/2016/5/14/chartex" xmlns:mc="http://schemas.openxmlformats.org/markup-compatibility/2006" xmlns:aink="http://schemas.microsoft.com/office/drawing/2016/ink" xmlns:am3d="http://schemas.microsoft.com/office/drawing/2017/model3d" xmlns:o="urn:schemas-microsoft-com:office:office" xmlns:oel="http://schemas.microsoft.com/office/2019/extlst" xmlns:r="http://schemas.openxmlformats.org/officeDocument/2006/relationships" xmlns:m="http://schemas.openxmlformats.org/officeDocument/2006/math" xmlns:v="urn:schemas-microsoft-com:vml" xmlns:wp14="http://schemas.microsoft.com/office/word/2010/wordprocessingDrawing" xmlns:wp="http://schemas.openxmlformats.org/drawingml/2006/wordprocessingDrawing" xmlns:w10="urn:schemas-microsoft-com:office:word" xmlns:w="http://schemas.openxmlformats.org/wordprocessingml/2006/main" xmlns:w14="http://schemas.microsoft.com/office/word/2010/wordml" xmlns:w15="http://schemas.microsoft.com/office/word/2012/wordml" xmlns:w16cex="http://schemas.microsoft.com/office/word/2018/wordml/cex" xmlns:w16cid="http://schemas.microsoft.com/office/word/2016/wordml/cid" xmlns:w16="http://schemas.microsoft.com/office/word/2018/wordml" xmlns:w16du="http://schemas.microsoft.com/office/word/2023/wordml/word16du" xmlns:w16sdtdh="http://schemas.microsoft.com/office/word/2020/wordml/sdtdatahash" xmlns:w16sdtfl="http://schemas.microsoft.com/office/word/2024/wordml/sdtformatlock" xmlns:w16se="http://schemas.microsoft.com/office/word/2015/wordml/symex" xmlns:wpg="http://schemas.microsoft.com/office/word/2010/wordprocessingGroup" xmlns:wpi="http://schemas.microsoft.com/office/word/2010/wordprocessingInk" xmlns:wne="http://schemas.microsoft.com/office/word/2006/wordml" xmlns:wps="http://schemas.microsoft.com/office/word/2010/wordprocessingShape" mc:Ignorable="w14 w15 w16se w16cid w16 w16cex w16sdtdh w16sdtfl w16du wp14">
+  <w:footnote w:type="separator" w:id="-1">
+    <w:p>
+      <w:r>
+        <w:separator/>
+      </w:r>
+    </w:p>
+  </w:footnote>
+  <w:footnote w:type="continuationSeparator" w:id="0">
+    <w:p>
+      <w:r>
+        <w:continuationSeparator/>
+      </w:r>
+    </w:p>
+  </w:footnote>
+</w:footnotes>
+</file>
+
+<file path=word/header1.xml><?xml version="1.0" encoding="utf-8"?>
+<w:hdr xmlns:wpc="http://schemas.microsoft.com/office/word/2010/wordprocessingCanvas" xmlns:cx="http://schemas.microsoft.com/office/drawing/2014/chartex" xmlns:cx1="http://schemas.microsoft.com/office/drawing/2015/9/8/chartex" xmlns:cx2="http://schemas.microsoft.com/office/drawing/2015/10/21/chartex" xmlns:cx3="http://schemas.microsoft.com/office/drawing/2016/5/9/chartex" xmlns:cx4="http://schemas.microsoft.com/office/drawing/2016/5/10/chartex" xmlns:cx5="http://schemas.microsoft.com/office/drawing/2016/5/11/chartex" xmlns:cx6="http://schemas.microsoft.com/office/drawing/2016/5/12/chartex" xmlns:cx7="http://schemas.microsoft.com/office/drawing/2016/5/13/chartex" xmlns:cx8="http://schemas.microsoft.com/office/drawing/2016/5/14/chartex" xmlns:mc="http://schemas.openxmlformats.org/markup-compatibility/2006" xmlns:aink="http://schemas.microsoft.com/office/drawing/2016/ink" xmlns:am3d="http://schemas.microsoft.com/office/drawing/2017/model3d" xmlns:o="urn:schemas-microsoft-com:office:office" xmlns:oel="http://schemas.microsoft.com/office/2019/extlst" xmlns:r="http://schemas.openxmlformats.org/officeDocument/2006/relationships" xmlns:m="http://schemas.openxmlformats.org/officeDocument/2006/math" xmlns:v="urn:schemas-microsoft-com:vml" xmlns:wp14="http://schemas.microsoft.com/office/word/2010/wordprocessingDrawing" xmlns:wp="http://schemas.openxmlformats.org/drawingml/2006/wordprocessingDrawing" xmlns:w10="urn:schemas-microsoft-com:office:word" xmlns:w="http://schemas.openxmlformats.org/wordprocessingml/2006/main" xmlns:w14="http://schemas.microsoft.com/office/word/2010/wordml" xmlns:w15="http://schemas.microsoft.com/office/word/2012/wordml" xmlns:w16cex="http://schemas.microsoft.com/office/word/2018/wordml/cex" xmlns:w16cid="http://schemas.microsoft.com/office/word/2016/wordml/cid" xmlns:w16="http://schemas.microsoft.com/office/word/2018/wordml" xmlns:w16du="http://schemas.microsoft.com/office/word/2023/wordml/word16du" xmlns:w16sdtdh="http://schemas.microsoft.com/office/word/2020/wordml/sdtdatahash" xmlns:w16sdtfl="http://schemas.microsoft.com/office/word/2024/wordml/sdtformatlock" xmlns:w16se="http://schemas.microsoft.com/office/word/2015/wordml/symex" xmlns:wpg="http://schemas.microsoft.com/office/word/2010/wordprocessingGroup" xmlns:wpi="http://schemas.microsoft.com/office/word/2010/wordprocessingInk" xmlns:wne="http://schemas.microsoft.com/office/word/2006/wordml" xmlns:wps="http://schemas.microsoft.com/office/word/2010/wordprocessingShape" mc:Ignorable="w14 w15 w16se w16cid w16 w16cex w16sdtdh w16sdtfl w16du wp14">
+  <w:sdt>
+    <w:sdtPr>
+      <w:rPr>
+        <w:rStyle w:val="ae"/>
+      </w:rPr>
+      <w:id w:val="271135921"/>
+      <w:docPartObj>
+        <w:docPartGallery w:val="Page Numbers (Top of Page)"/>
+        <w:docPartUnique/>
+      </w:docPartObj>
+    </w:sdtPr>
+    <w:sdtContent>
+      <w:p>
+        <w:pPr>
+          <w:pStyle w:val="aa"/>
+          <w:framePr w:wrap="none" w:vAnchor="text" w:hAnchor="margin" w:xAlign="right" w:y="1"/>
+          <w:rPr>
+            <w:rStyle w:val="ae"/>
+          </w:rPr>
+        </w:pPr>
+        <w:r>
+          <w:rPr>
+            <w:rStyle w:val="ae"/>
+          </w:rPr>
+          <w:fldChar w:fldCharType="begin"/>
+        </w:r>
+        <w:r>
+          <w:rPr>
+            <w:rStyle w:val="ae"/>
+          </w:rPr>
+          <w:instrText xml:space="preserve"> PAGE </w:instrText>
+        </w:r>
+        <w:r>
+          <w:rPr>
+            <w:rStyle w:val="ae"/>
+          </w:rPr>
+          <w:fldChar w:fldCharType="separate"/>
+        </w:r>
+        <w:r>
+          <w:rPr>
+            <w:rStyle w:val="ae"/>
+          </w:rPr>
+          <w:fldChar w:fldCharType="end"/>
+        </w:r>
+      </w:p>
+    </w:sdtContent>
+  </w:sdt>
+  <w:sdt>
+    <w:sdtPr>
+      <w:rPr>
+        <w:rStyle w:val="ae"/>
+      </w:rPr>
+      <w:id w:val="644467569"/>
+      <w:docPartObj>
+        <w:docPartGallery w:val="Page Numbers (Top of Page)"/>
+        <w:docPartUnique/>
+      </w:docPartObj>
+    </w:sdtPr>
+    <w:sdtContent>
+      <w:p>
+        <w:pPr>
+          <w:pStyle w:val="aa"/>
+          <w:framePr w:wrap="none" w:vAnchor="text" w:hAnchor="margin" w:xAlign="right" w:y="1"/>
+          <w:ind w:right="360"/>
+          <w:rPr>
+            <w:rStyle w:val="ae"/>
+          </w:rPr>
+        </w:pPr>
+        <w:r>
+          <w:rPr>
+            <w:rStyle w:val="ae"/>
+          </w:rPr>
+          <w:fldChar w:fldCharType="begin"/>
+        </w:r>
+        <w:r>
+          <w:rPr>
+            <w:rStyle w:val="ae"/>
+          </w:rPr>
+          <w:instrText xml:space="preserve"> PAGE </w:instrText>
+        </w:r>
+        <w:r>
+          <w:rPr>
+            <w:rStyle w:val="ae"/>
+          </w:rPr>
+          <w:fldChar w:fldCharType="separate"/>
+        </w:r>
+        <w:r>
+          <w:rPr>
+            <w:rStyle w:val="ae"/>
+          </w:rPr>
+          <w:fldChar w:fldCharType="end"/>
+        </w:r>
+      </w:p>
+    </w:sdtContent>
+  </w:sdt>
+  <w:p>
+    <w:pPr>
+      <w:pStyle w:val="aa"/>
+      <w:ind w:right="360"/>
+    </w:pPr>
+  </w:p>
+</w:hdr>
+</file>
+
+<file path=word/header2.xml><?xml version="1.0" encoding="utf-8"?>
+<w:hdr xmlns:wpc="http://schemas.microsoft.com/office/word/2010/wordprocessingCanvas" xmlns:cx="http://schemas.microsoft.com/office/drawing/2014/chartex" xmlns:cx1="http://schemas.microsoft.com/office/drawing/2015/9/8/chartex" xmlns:cx2="http://schemas.microsoft.com/office/drawing/2015/10/21/chartex" xmlns:cx3="http://schemas.microsoft.com/office/drawing/2016/5/9/chartex" xmlns:cx4="http://schemas.microsoft.com/office/drawing/2016/5/10/chartex" xmlns:cx5="http://schemas.microsoft.com/office/drawing/2016/5/11/chartex" xmlns:cx6="http://schemas.microsoft.com/office/drawing/2016/5/12/chartex" xmlns:cx7="http://schemas.microsoft.com/office/drawing/2016/5/13/chartex" xmlns:cx8="http://schemas.microsoft.com/office/drawing/2016/5/14/chartex" xmlns:mc="http://schemas.openxmlformats.org/markup-compatibility/2006" xmlns:aink="http://schemas.microsoft.com/office/drawing/2016/ink" xmlns:am3d="http://schemas.microsoft.com/office/drawing/2017/model3d" xmlns:o="urn:schemas-microsoft-com:office:office" xmlns:oel="http://schemas.microsoft.com/office/2019/extlst" xmlns:r="http://schemas.openxmlformats.org/officeDocument/2006/relationships" xmlns:m="http://schemas.openxmlformats.org/officeDocument/2006/math" xmlns:v="urn:schemas-microsoft-com:vml" xmlns:wp14="http://schemas.microsoft.com/office/word/2010/wordprocessingDrawing" xmlns:wp="http://schemas.openxmlformats.org/drawingml/2006/wordprocessingDrawing" xmlns:w10="urn:schemas-microsoft-com:office:word" xmlns:w="http://schemas.openxmlformats.org/wordprocessingml/2006/main" xmlns:w14="http://schemas.microsoft.com/office/word/2010/wordml" xmlns:w15="http://schemas.microsoft.com/office/word/2012/wordml" xmlns:w16cex="http://schemas.microsoft.com/office/word/2018/wordml/cex" xmlns:w16cid="http://schemas.microsoft.com/office/word/2016/wordml/cid" xmlns:w16="http://schemas.microsoft.com/office/word/2018/wordml" xmlns:w16du="http://schemas.microsoft.com/office/word/2023/wordml/word16du" xmlns:w16sdtdh="http://schemas.microsoft.com/office/word/2020/wordml/sdtdatahash" xmlns:w16sdtfl="http://schemas.microsoft.com/office/word/2024/wordml/sdtformatlock" xmlns:w16se="http://schemas.microsoft.com/office/word/2015/wordml/symex" xmlns:wpg="http://schemas.microsoft.com/office/word/2010/wordprocessingGroup" xmlns:wpi="http://schemas.microsoft.com/office/word/2010/wordprocessingInk" xmlns:wne="http://schemas.microsoft.com/office/word/2006/wordml" xmlns:wps="http://schemas.microsoft.com/office/word/2010/wordprocessingShape" mc:Ignorable="w14 w15 w16se w16cid w16 w16cex w16sdtdh w16sdtfl w16du wp14">
+  <w:sdt>
+    <w:sdtPr>
+      <w:rPr>
+        <w:rStyle w:val="ae"/>
+      </w:rPr>
+      <w:id w:val="855538967"/>
+      <w:docPartObj>
+        <w:docPartGallery w:val="Page Numbers (Top of Page)"/>
+        <w:docPartUnique/>
+      </w:docPartObj>
+    </w:sdtPr>
+    <w:sdtContent>
+      <w:p>
+        <w:pPr>
+          <w:pStyle w:val="aa"/>
+          <w:framePr w:wrap="none" w:vAnchor="text" w:hAnchor="margin" w:xAlign="right" w:y="1"/>
+          <w:rPr>
+            <w:rStyle w:val="ae"/>
+          </w:rPr>
+        </w:pPr>
+        <w:r>
+          <w:rPr>
+            <w:rStyle w:val="ae"/>
+          </w:rPr>
+          <w:fldChar w:fldCharType="begin"/>
+        </w:r>
+        <w:r>
+          <w:rPr>
+            <w:rStyle w:val="ae"/>
+          </w:rPr>
+          <w:instrText xml:space="preserve"> PAGE </w:instrText>
+        </w:r>
+        <w:r>
+          <w:rPr>
+            <w:rStyle w:val="ae"/>
+          </w:rPr>
+          <w:fldChar w:fldCharType="separate"/>
+        </w:r>
+        <w:r>
+          <w:rPr>
+            <w:rStyle w:val="ae"/>
+            <w:noProof/>
+          </w:rPr>
+          <w:t>2</w:t>
+        </w:r>
+        <w:r>
+          <w:rPr>
+            <w:rStyle w:val="ae"/>
+          </w:rPr>
+          <w:fldChar w:fldCharType="end"/>
+        </w:r>
+      </w:p>
+    </w:sdtContent>
+  </w:sdt>
+  <w:p>
+    <w:pPr>
+      <w:pStyle w:val="aa"/>
+      <w:wordWrap w:val="0"/>
+      <w:ind w:right="360"/>
+      <w:jc w:val="right"/>
+    </w:pPr>
+    <w:r>
+      <w:rPr>
+        <w:rFonts w:hint="eastAsia"/>
+      </w:rPr>
+      <w:t xml:space="preserve"> </w:t>
+    </w:r>
+    <w:r>
+      <w:t xml:space="preserve">   </w:t>
+    </w:r>
+    <w:r>
+      <w:rPr>
+        <w:rFonts w:hint="eastAsia"/>
+      </w:rPr>
+      <w:t xml:space="preserve"> </w:t>
+    </w:r>
+    <w:r>
+      <w:t xml:space="preserve"> </w:t>
+    </w:r>
+    <w:r>
+      <w:rPr>
+        <w:rFonts w:hint="eastAsia"/>
+      </w:rPr>
+      <w:t xml:space="preserve"> </w:t>
+    </w:r>
+    <w:r>
+      <w:t xml:space="preserve">   </w:t>
+    </w:r>
+    <w:r>
+      <w:rPr>
+        <w:rFonts w:hint="eastAsia"/>
+      </w:rPr>
+      <w:t>Page</w:t>
+    </w:r>
+  </w:p>
+</w:hdr>
 </file>
 
 <file path=word/numbering.xml><?xml version="1.0" encoding="utf-8"?>
@@ -8448,6 +8766,75 @@
       <w:widowControl w:val="0"/>
     </w:pPr>
   </w:style>
+  <w:style w:type="paragraph" w:styleId="aa">
+    <w:name w:val="header"/>
+    <w:basedOn w:val="a"/>
+    <w:link w:val="ab"/>
+    <w:uiPriority w:val="99"/>
+    <w:unhideWhenUsed/>
+    <w:rsid w:val="00AA3F07"/>
+    <w:pPr>
+      <w:tabs>
+        <w:tab w:val="center" w:pos="4153"/>
+        <w:tab w:val="right" w:pos="8306"/>
+      </w:tabs>
+      <w:snapToGrid w:val="0"/>
+      <w:jc w:val="center"/>
+    </w:pPr>
+    <w:rPr>
+      <w:sz w:val="18"/>
+      <w:szCs w:val="18"/>
+    </w:rPr>
+  </w:style>
+  <w:style w:type="character" w:customStyle="1" w:styleId="ab">
+    <w:name w:val="页眉 字符"/>
+    <w:basedOn w:val="a0"/>
+    <w:link w:val="aa"/>
+    <w:uiPriority w:val="99"/>
+    <w:rsid w:val="00AA3F07"/>
+    <w:rPr>
+      <w:sz w:val="18"/>
+      <w:szCs w:val="18"/>
+    </w:rPr>
+  </w:style>
+  <w:style w:type="paragraph" w:styleId="ac">
+    <w:name w:val="footer"/>
+    <w:basedOn w:val="a"/>
+    <w:link w:val="ad"/>
+    <w:uiPriority w:val="99"/>
+    <w:unhideWhenUsed/>
+    <w:rsid w:val="00AA3F07"/>
+    <w:pPr>
+      <w:tabs>
+        <w:tab w:val="center" w:pos="4153"/>
+        <w:tab w:val="right" w:pos="8306"/>
+      </w:tabs>
+      <w:snapToGrid w:val="0"/>
+    </w:pPr>
+    <w:rPr>
+      <w:sz w:val="18"/>
+      <w:szCs w:val="18"/>
+    </w:rPr>
+  </w:style>
+  <w:style w:type="character" w:customStyle="1" w:styleId="ad">
+    <w:name w:val="页脚 字符"/>
+    <w:basedOn w:val="a0"/>
+    <w:link w:val="ac"/>
+    <w:uiPriority w:val="99"/>
+    <w:rsid w:val="00AA3F07"/>
+    <w:rPr>
+      <w:sz w:val="18"/>
+      <w:szCs w:val="18"/>
+    </w:rPr>
+  </w:style>
+  <w:style w:type="character" w:styleId="ae">
+    <w:name w:val="page number"/>
+    <w:basedOn w:val="a0"/>
+    <w:uiPriority w:val="99"/>
+    <w:semiHidden/>
+    <w:unhideWhenUsed/>
+    <w:rsid w:val="00AA3F07"/>
+  </w:style>
 </w:styles>
 </file>
 
@@ -8764,4 +9151,16 @@
     </a:ext>
   </a:extLst>
 </a:theme>
+</file>
+
+<file path=customXml/item1.xml><?xml version="1.0" encoding="utf-8"?>
+<b:Sources xmlns:b="http://schemas.openxmlformats.org/officeDocument/2006/bibliography" xmlns="http://schemas.openxmlformats.org/officeDocument/2006/bibliography" SelectedStyle="/APASixthEditionOfficeOnline.xsl" StyleName="APA" Version="6"/>
+</file>
+
+<file path=customXml/itemProps1.xml><?xml version="1.0" encoding="utf-8"?>
+<ds:datastoreItem xmlns:ds="http://schemas.openxmlformats.org/officeDocument/2006/customXml" ds:itemID="{686E3EA9-0CCF-E648-99B3-DE92F4993BFD}">
+  <ds:schemaRefs>
+    <ds:schemaRef ds:uri="http://schemas.openxmlformats.org/officeDocument/2006/bibliography"/>
+  </ds:schemaRefs>
+</ds:datastoreItem>
 </file>